--- a/MaghaleNegar/Templates/Journals/ArticleTemplate-IMR.docx
+++ b/MaghaleNegar/Templates/Journals/ArticleTemplate-IMR.docx
@@ -181,6 +181,27 @@
           <w:rtl/>
         </w:rPr>
         <w:t>د)</w:t>
+      </w:r>
+    </w:p>
+    <w:p>
+      <w:pPr>
+        <w:pStyle w:val="TitleNegarAuthor"/>
+        <w:bidi/>
+      </w:pPr>
+      <w:r>
+        <w:rPr>
+          <w:rtl/>
+        </w:rPr>
+        <w:t xml:space="preserve">نام نویسنده اول، نام نویسنده دوم (فونت </w:t>
+      </w:r>
+      <w:r>
+        <w:t>IRMitra</w:t>
+      </w:r>
+      <w:r>
+        <w:rPr>
+          <w:rtl/>
+        </w:rPr>
+        <w:t xml:space="preserve">/ اندازه 12)</w:t>
       </w:r>
     </w:p>
     <w:p>
@@ -6087,6 +6108,33 @@
       <w:szCs w:val="26"/>
     </w:rPr>
   </w:style>
+  <w:style w:type="paragraph" w:customStyle="1" w:styleId="TitleNegar2">
+    <w:name w:val="TitleNegar2"/>
+    <w:basedOn w:val="TitleNegar1"/>
+    <w:next w:val="BodyNegar"/>
+    <w:qFormat/>
+    <w:pPr>
+      <w:keepNext/>
+      <w:outlineLvl w:val="1"/>
+    </w:pPr>
+    <w:rPr>
+      <w:sz w:val="24"/>
+      <w:szCs w:val="24"/>
+    </w:rPr>
+  </w:style>
+  <w:style w:type="paragraph" w:customStyle="1" w:styleId="TitleNegar3">
+    <w:name w:val="TitleNegar3"/>
+    <w:basedOn w:val="TitleNegar2"/>
+    <w:next w:val="BodyNegar"/>
+    <w:qFormat/>
+    <w:pPr>
+      <w:outlineLvl w:val="2"/>
+    </w:pPr>
+    <w:rPr>
+      <w:sz w:val="24"/>
+      <w:szCs w:val="24"/>
+    </w:rPr>
+  </w:style>
   <w:style w:type="paragraph" w:styleId="TitleNegarAuthor">
     <w:name w:val="TitleNegarAuthor"/>
     <w:basedOn w:val="BaseNegar"/>
